--- a/D_Documentation/Benutzerhandbuch.docx
+++ b/D_Documentation/Benutzerhandbuch.docx
@@ -270,7 +270,7 @@
       <w:sdtContent>
         <w:p>
           <w:pPr>
-            <w:pStyle w:val="TOCHeading"/>
+            <w:pStyle w:val="Inhaltsverzeichnisberschrift"/>
             <w:rPr>
               <w:lang w:val="en-GB"/>
             </w:rPr>
@@ -284,7 +284,7 @@
         </w:p>
         <w:p>
           <w:pPr>
-            <w:pStyle w:val="TOC1"/>
+            <w:pStyle w:val="Verzeichnis1"/>
             <w:tabs>
               <w:tab w:val="right" w:leader="dot" w:pos="9062"/>
             </w:tabs>
@@ -293,7 +293,7 @@
               <w:noProof/>
               <w:kern w:val="2"/>
               <w:szCs w:val="24"/>
-              <w:lang w:val="en-AT" w:eastAsia="en-AT"/>
+              <w:lang/>
               <w14:ligatures w14:val="standardContextual"/>
             </w:rPr>
           </w:pPr>
@@ -369,12 +369,12 @@
         </w:p>
         <w:p>
           <w:pPr>
-            <w:pStyle w:val="TOC2"/>
+            <w:pStyle w:val="Verzeichnis2"/>
             <w:rPr>
               <w:rFonts w:asciiTheme="minorHAnsi" w:eastAsiaTheme="minorEastAsia" w:hAnsiTheme="minorHAnsi"/>
               <w:kern w:val="2"/>
               <w:szCs w:val="24"/>
-              <w:lang w:val="en-AT" w:eastAsia="en-AT"/>
+              <w:lang/>
               <w14:ligatures w14:val="standardContextual"/>
             </w:rPr>
           </w:pPr>
@@ -430,12 +430,12 @@
         </w:p>
         <w:p>
           <w:pPr>
-            <w:pStyle w:val="TOC2"/>
+            <w:pStyle w:val="Verzeichnis2"/>
             <w:rPr>
               <w:rFonts w:asciiTheme="minorHAnsi" w:eastAsiaTheme="minorEastAsia" w:hAnsiTheme="minorHAnsi"/>
               <w:kern w:val="2"/>
               <w:szCs w:val="24"/>
-              <w:lang w:val="en-AT" w:eastAsia="en-AT"/>
+              <w:lang/>
               <w14:ligatures w14:val="standardContextual"/>
             </w:rPr>
           </w:pPr>
@@ -491,12 +491,12 @@
         </w:p>
         <w:p>
           <w:pPr>
-            <w:pStyle w:val="TOC2"/>
+            <w:pStyle w:val="Verzeichnis2"/>
             <w:rPr>
               <w:rFonts w:asciiTheme="minorHAnsi" w:eastAsiaTheme="minorEastAsia" w:hAnsiTheme="minorHAnsi"/>
               <w:kern w:val="2"/>
               <w:szCs w:val="24"/>
-              <w:lang w:val="en-AT" w:eastAsia="en-AT"/>
+              <w:lang/>
               <w14:ligatures w14:val="standardContextual"/>
             </w:rPr>
           </w:pPr>
@@ -552,12 +552,12 @@
         </w:p>
         <w:p>
           <w:pPr>
-            <w:pStyle w:val="TOC2"/>
+            <w:pStyle w:val="Verzeichnis2"/>
             <w:rPr>
               <w:rFonts w:asciiTheme="minorHAnsi" w:eastAsiaTheme="minorEastAsia" w:hAnsiTheme="minorHAnsi"/>
               <w:kern w:val="2"/>
               <w:szCs w:val="24"/>
-              <w:lang w:val="en-AT" w:eastAsia="en-AT"/>
+              <w:lang/>
               <w14:ligatures w14:val="standardContextual"/>
             </w:rPr>
           </w:pPr>
@@ -613,7 +613,7 @@
         </w:p>
         <w:p>
           <w:pPr>
-            <w:pStyle w:val="TOC1"/>
+            <w:pStyle w:val="Verzeichnis1"/>
             <w:tabs>
               <w:tab w:val="right" w:leader="dot" w:pos="9062"/>
             </w:tabs>
@@ -622,7 +622,7 @@
               <w:noProof/>
               <w:kern w:val="2"/>
               <w:szCs w:val="24"/>
-              <w:lang w:val="en-AT" w:eastAsia="en-AT"/>
+              <w:lang/>
               <w14:ligatures w14:val="standardContextual"/>
             </w:rPr>
           </w:pPr>
@@ -686,12 +686,12 @@
         </w:p>
         <w:p>
           <w:pPr>
-            <w:pStyle w:val="TOC2"/>
+            <w:pStyle w:val="Verzeichnis2"/>
             <w:rPr>
               <w:rFonts w:asciiTheme="minorHAnsi" w:eastAsiaTheme="minorEastAsia" w:hAnsiTheme="minorHAnsi"/>
               <w:kern w:val="2"/>
               <w:szCs w:val="24"/>
-              <w:lang w:val="en-AT" w:eastAsia="en-AT"/>
+              <w:lang/>
               <w14:ligatures w14:val="standardContextual"/>
             </w:rPr>
           </w:pPr>
@@ -747,12 +747,12 @@
         </w:p>
         <w:p>
           <w:pPr>
-            <w:pStyle w:val="TOC2"/>
+            <w:pStyle w:val="Verzeichnis2"/>
             <w:rPr>
               <w:rFonts w:asciiTheme="minorHAnsi" w:eastAsiaTheme="minorEastAsia" w:hAnsiTheme="minorHAnsi"/>
               <w:kern w:val="2"/>
               <w:szCs w:val="24"/>
-              <w:lang w:val="en-AT" w:eastAsia="en-AT"/>
+              <w:lang/>
               <w14:ligatures w14:val="standardContextual"/>
             </w:rPr>
           </w:pPr>
@@ -838,7 +838,7 @@
     </w:p>
     <w:p>
       <w:pPr>
-        <w:pStyle w:val="Heading1"/>
+        <w:pStyle w:val="berschrift1"/>
       </w:pPr>
       <w:bookmarkStart w:id="0" w:name="_Toc224821378"/>
       <w:r>
@@ -855,7 +855,7 @@
     </w:p>
     <w:p>
       <w:pPr>
-        <w:pStyle w:val="Heading2"/>
+        <w:pStyle w:val="berschrift2"/>
       </w:pPr>
       <w:bookmarkStart w:id="1" w:name="_Toc224821379"/>
       <w:r>
@@ -877,7 +877,7 @@
     <w:p/>
     <w:p>
       <w:pPr>
-        <w:pStyle w:val="Heading2"/>
+        <w:pStyle w:val="berschrift2"/>
       </w:pPr>
       <w:bookmarkStart w:id="2" w:name="_Toc224821380"/>
       <w:r>
@@ -964,7 +964,7 @@
     </w:p>
     <w:p>
       <w:pPr>
-        <w:pStyle w:val="Heading2"/>
+        <w:pStyle w:val="berschrift2"/>
       </w:pPr>
       <w:bookmarkStart w:id="3" w:name="_Toc224821381"/>
       <w:r>
@@ -1005,7 +1005,7 @@
     </w:p>
     <w:p>
       <w:pPr>
-        <w:pStyle w:val="Heading2"/>
+        <w:pStyle w:val="berschrift2"/>
       </w:pPr>
       <w:bookmarkStart w:id="4" w:name="_Toc224821382"/>
       <w:r>
@@ -1125,18 +1125,7 @@
           <w:sz w:val="28"/>
           <w:szCs w:val="24"/>
         </w:rPr>
-        <w:t xml:space="preserve">Bitte Türe jetzt </w:t>
-      </w:r>
-      <w:proofErr w:type="gramStart"/>
-      <w:r>
-        <w:rPr>
-          <w:b/>
-          <w:bCs/>
-          <w:color w:val="FF0000"/>
-          <w:sz w:val="28"/>
-          <w:szCs w:val="24"/>
-        </w:rPr>
-        <w:t>schließen</w:t>
+        <w:t>Bitte Türe jetzt schließen</w:t>
       </w:r>
       <w:r>
         <w:rPr>
@@ -1158,7 +1147,6 @@
         </w:rPr>
         <w:t>!</w:t>
       </w:r>
-      <w:proofErr w:type="gramEnd"/>
     </w:p>
     <w:p>
       <w:pPr>
@@ -1223,12 +1211,13 @@
       <w:pPr>
         <w:jc w:val="center"/>
         <w:rPr>
-          <w:lang w:val="en-AT"/>
+          <w:lang/>
         </w:rPr>
       </w:pPr>
       <w:r>
         <w:rPr>
-          <w:lang w:val="en-AT"/>
+          <w:noProof/>
+          <w:lang/>
         </w:rPr>
         <w:drawing>
           <wp:inline distT="0" distB="0" distL="0" distR="0" wp14:anchorId="19896D97" wp14:editId="5F7448BD">
@@ -1329,7 +1318,7 @@
     </w:p>
     <w:p>
       <w:pPr>
-        <w:pStyle w:val="Heading1"/>
+        <w:pStyle w:val="berschrift1"/>
       </w:pPr>
       <w:bookmarkStart w:id="5" w:name="_Toc224821383"/>
       <w:r>
@@ -1347,7 +1336,7 @@
     <w:p/>
     <w:p>
       <w:pPr>
-        <w:pStyle w:val="Heading2"/>
+        <w:pStyle w:val="berschrift2"/>
       </w:pPr>
       <w:bookmarkStart w:id="6" w:name="_Toc224821384"/>
       <w:r>
@@ -1382,7 +1371,35 @@
         <w:jc w:val="both"/>
       </w:pPr>
       <w:r>
-        <w:t>Bei der Kalibrierung muss zuerst die Wiegeplatte entfernt werden, dann muss nur noch den Programmanweisungen gefolgt werden.</w:t>
+        <w:t>Bei der Kalibrierung muss zuerst die Wiegeplatte entfernt werden, dann muss nur noch den Programmanweisungen gefolgt werden</w:t>
+      </w:r>
+      <w:r>
+        <w:t xml:space="preserve">, welche in der </w:t>
+      </w:r>
+      <w:r>
+        <w:t>Gewichts_Messung02.py</w:t>
+      </w:r>
+      <w:r>
+        <w:t xml:space="preserve"> befindet mit </w:t>
+      </w:r>
+      <w:proofErr w:type="spellStart"/>
+      <w:r>
+        <w:rPr>
+          <w:i/>
+          <w:iCs/>
+        </w:rPr>
+        <w:t>calibrate_cell</w:t>
+      </w:r>
+      <w:proofErr w:type="spellEnd"/>
+      <w:r>
+        <w:rPr>
+          <w:i/>
+          <w:iCs/>
+        </w:rPr>
+        <w:t>()</w:t>
+      </w:r>
+      <w:r>
+        <w:t>.</w:t>
       </w:r>
     </w:p>
     <w:p>
@@ -1394,14 +1411,9 @@
       </w:r>
       <w:proofErr w:type="spellStart"/>
       <w:r>
-        <w:t>weight-</w:t>
-      </w:r>
-      <w:proofErr w:type="gramStart"/>
-      <w:r>
-        <w:t>calibration.json</w:t>
+        <w:t>weight-calibration.json</w:t>
       </w:r>
       <w:proofErr w:type="spellEnd"/>
-      <w:proofErr w:type="gramEnd"/>
       <w:r>
         <w:t xml:space="preserve"> im Ordner 3D-Scanner/</w:t>
       </w:r>
@@ -1433,7 +1445,7 @@
     <w:p/>
     <w:p>
       <w:pPr>
-        <w:pStyle w:val="Heading2"/>
+        <w:pStyle w:val="berschrift2"/>
       </w:pPr>
       <w:bookmarkStart w:id="7" w:name="_Toc224821385"/>
       <w:r>
@@ -1572,7 +1584,7 @@
 <w:ftr xmlns:wpc="http://schemas.microsoft.com/office/word/2010/wordprocessingCanvas" xmlns:cx="http://schemas.microsoft.com/office/drawing/2014/chartex" xmlns:cx1="http://schemas.microsoft.com/office/drawing/2015/9/8/chartex" xmlns:cx2="http://schemas.microsoft.com/office/drawing/2015/10/21/chartex" xmlns:cx3="http://schemas.microsoft.com/office/drawing/2016/5/9/chartex" xmlns:cx4="http://schemas.microsoft.com/office/drawing/2016/5/10/chartex" xmlns:cx5="http://schemas.microsoft.com/office/drawing/2016/5/11/chartex" xmlns:cx6="http://schemas.microsoft.com/office/drawing/2016/5/12/chartex" xmlns:cx7="http://schemas.microsoft.com/office/drawing/2016/5/13/chartex" xmlns:cx8="http://schemas.microsoft.com/office/drawing/2016/5/14/chartex" xmlns:mc="http://schemas.openxmlformats.org/markup-compatibility/2006" xmlns:aink="http://schemas.microsoft.com/office/drawing/2016/ink" xmlns:am3d="http://schemas.microsoft.com/office/drawing/2017/model3d" xmlns:o="urn:schemas-microsoft-com:office:office" xmlns:oel="http://schemas.microsoft.com/office/2019/extlst" xmlns:r="http://schemas.openxmlformats.org/officeDocument/2006/relationships" xmlns:m="http://schemas.openxmlformats.org/officeDocument/2006/math" xmlns:v="urn:schemas-microsoft-com:vml" xmlns:wp14="http://schemas.microsoft.com/office/word/2010/wordprocessingDrawing" xmlns:wp="http://schemas.openxmlformats.org/drawingml/2006/wordprocessingDrawing" xmlns:w10="urn:schemas-microsoft-com:office:word" xmlns:w="http://schemas.openxmlformats.org/wordprocessingml/2006/main" xmlns:w14="http://schemas.microsoft.com/office/word/2010/wordml" xmlns:w15="http://schemas.microsoft.com/office/word/2012/wordml" xmlns:w16cex="http://schemas.microsoft.com/office/word/2018/wordml/cex" xmlns:w16cid="http://schemas.microsoft.com/office/word/2016/wordml/cid" xmlns:w16="http://schemas.microsoft.com/office/word/2018/wordml" xmlns:w16du="http://schemas.microsoft.com/office/word/2023/wordml/word16du" xmlns:w16sdtdh="http://schemas.microsoft.com/office/word/2020/wordml/sdtdatahash" xmlns:w16sdtfl="http://schemas.microsoft.com/office/word/2024/wordml/sdtformatlock" xmlns:w16se="http://schemas.microsoft.com/office/word/2015/wordml/symex" xmlns:wpg="http://schemas.microsoft.com/office/word/2010/wordprocessingGroup" xmlns:wpi="http://schemas.microsoft.com/office/word/2010/wordprocessingInk" xmlns:wne="http://schemas.microsoft.com/office/word/2006/wordml" xmlns:wps="http://schemas.microsoft.com/office/word/2010/wordprocessingShape" mc:Ignorable="w14 w15 w16se w16cid w16 w16cex w16sdtdh w16sdtfl w16du wp14">
   <w:p>
     <w:pPr>
-      <w:pStyle w:val="Footer"/>
+      <w:pStyle w:val="Fuzeile"/>
       <w:pBdr>
         <w:top w:val="single" w:sz="4" w:space="1" w:color="auto"/>
       </w:pBdr>
@@ -1668,27 +1680,19 @@
 <w:ftr xmlns:wpc="http://schemas.microsoft.com/office/word/2010/wordprocessingCanvas" xmlns:cx="http://schemas.microsoft.com/office/drawing/2014/chartex" xmlns:cx1="http://schemas.microsoft.com/office/drawing/2015/9/8/chartex" xmlns:cx2="http://schemas.microsoft.com/office/drawing/2015/10/21/chartex" xmlns:cx3="http://schemas.microsoft.com/office/drawing/2016/5/9/chartex" xmlns:cx4="http://schemas.microsoft.com/office/drawing/2016/5/10/chartex" xmlns:cx5="http://schemas.microsoft.com/office/drawing/2016/5/11/chartex" xmlns:cx6="http://schemas.microsoft.com/office/drawing/2016/5/12/chartex" xmlns:cx7="http://schemas.microsoft.com/office/drawing/2016/5/13/chartex" xmlns:cx8="http://schemas.microsoft.com/office/drawing/2016/5/14/chartex" xmlns:mc="http://schemas.openxmlformats.org/markup-compatibility/2006" xmlns:aink="http://schemas.microsoft.com/office/drawing/2016/ink" xmlns:am3d="http://schemas.microsoft.com/office/drawing/2017/model3d" xmlns:o="urn:schemas-microsoft-com:office:office" xmlns:oel="http://schemas.microsoft.com/office/2019/extlst" xmlns:r="http://schemas.openxmlformats.org/officeDocument/2006/relationships" xmlns:m="http://schemas.openxmlformats.org/officeDocument/2006/math" xmlns:v="urn:schemas-microsoft-com:vml" xmlns:wp14="http://schemas.microsoft.com/office/word/2010/wordprocessingDrawing" xmlns:wp="http://schemas.openxmlformats.org/drawingml/2006/wordprocessingDrawing" xmlns:w10="urn:schemas-microsoft-com:office:word" xmlns:w="http://schemas.openxmlformats.org/wordprocessingml/2006/main" xmlns:w14="http://schemas.microsoft.com/office/word/2010/wordml" xmlns:w15="http://schemas.microsoft.com/office/word/2012/wordml" xmlns:w16cex="http://schemas.microsoft.com/office/word/2018/wordml/cex" xmlns:w16cid="http://schemas.microsoft.com/office/word/2016/wordml/cid" xmlns:w16="http://schemas.microsoft.com/office/word/2018/wordml" xmlns:w16du="http://schemas.microsoft.com/office/word/2023/wordml/word16du" xmlns:w16sdtdh="http://schemas.microsoft.com/office/word/2020/wordml/sdtdatahash" xmlns:w16sdtfl="http://schemas.microsoft.com/office/word/2024/wordml/sdtformatlock" xmlns:w16se="http://schemas.microsoft.com/office/word/2015/wordml/symex" xmlns:wpg="http://schemas.microsoft.com/office/word/2010/wordprocessingGroup" xmlns:wpi="http://schemas.microsoft.com/office/word/2010/wordprocessingInk" xmlns:wne="http://schemas.microsoft.com/office/word/2006/wordml" xmlns:wps="http://schemas.microsoft.com/office/word/2010/wordprocessingShape" mc:Ignorable="w14 w15 w16se w16cid w16 w16cex w16sdtdh w16sdtfl w16du wp14">
   <w:p>
     <w:pPr>
-      <w:pStyle w:val="Footer"/>
+      <w:pStyle w:val="Fuzeile"/>
       <w:pBdr>
         <w:top w:val="single" w:sz="4" w:space="1" w:color="auto"/>
       </w:pBdr>
       <w:jc w:val="center"/>
     </w:pPr>
     <w:r>
-      <w:t xml:space="preserve">Wurde für Sie bereitgestellt von Schiechtl Alexander und </w:t>
-    </w:r>
-    <w:proofErr w:type="spellStart"/>
-    <w:r>
-      <w:t>Granegger</w:t>
-    </w:r>
-    <w:proofErr w:type="spellEnd"/>
-    <w:r>
-      <w:t xml:space="preserve"> Felix</w:t>
+      <w:t>Wurde für Sie bereitgestellt von Schiechtl Alexander und Granegger Felix</w:t>
     </w:r>
   </w:p>
   <w:p>
     <w:pPr>
-      <w:pStyle w:val="Footer"/>
+      <w:pStyle w:val="Fuzeile"/>
     </w:pPr>
   </w:p>
 </w:ftr>
@@ -1723,7 +1727,7 @@
 <w:hdr xmlns:wpc="http://schemas.microsoft.com/office/word/2010/wordprocessingCanvas" xmlns:cx="http://schemas.microsoft.com/office/drawing/2014/chartex" xmlns:cx1="http://schemas.microsoft.com/office/drawing/2015/9/8/chartex" xmlns:cx2="http://schemas.microsoft.com/office/drawing/2015/10/21/chartex" xmlns:cx3="http://schemas.microsoft.com/office/drawing/2016/5/9/chartex" xmlns:cx4="http://schemas.microsoft.com/office/drawing/2016/5/10/chartex" xmlns:cx5="http://schemas.microsoft.com/office/drawing/2016/5/11/chartex" xmlns:cx6="http://schemas.microsoft.com/office/drawing/2016/5/12/chartex" xmlns:cx7="http://schemas.microsoft.com/office/drawing/2016/5/13/chartex" xmlns:cx8="http://schemas.microsoft.com/office/drawing/2016/5/14/chartex" xmlns:mc="http://schemas.openxmlformats.org/markup-compatibility/2006" xmlns:aink="http://schemas.microsoft.com/office/drawing/2016/ink" xmlns:am3d="http://schemas.microsoft.com/office/drawing/2017/model3d" xmlns:o="urn:schemas-microsoft-com:office:office" xmlns:oel="http://schemas.microsoft.com/office/2019/extlst" xmlns:r="http://schemas.openxmlformats.org/officeDocument/2006/relationships" xmlns:m="http://schemas.openxmlformats.org/officeDocument/2006/math" xmlns:v="urn:schemas-microsoft-com:vml" xmlns:wp14="http://schemas.microsoft.com/office/word/2010/wordprocessingDrawing" xmlns:wp="http://schemas.openxmlformats.org/drawingml/2006/wordprocessingDrawing" xmlns:w10="urn:schemas-microsoft-com:office:word" xmlns:w="http://schemas.openxmlformats.org/wordprocessingml/2006/main" xmlns:w14="http://schemas.microsoft.com/office/word/2010/wordml" xmlns:w15="http://schemas.microsoft.com/office/word/2012/wordml" xmlns:w16cex="http://schemas.microsoft.com/office/word/2018/wordml/cex" xmlns:w16cid="http://schemas.microsoft.com/office/word/2016/wordml/cid" xmlns:w16="http://schemas.microsoft.com/office/word/2018/wordml" xmlns:w16du="http://schemas.microsoft.com/office/word/2023/wordml/word16du" xmlns:w16sdtdh="http://schemas.microsoft.com/office/word/2020/wordml/sdtdatahash" xmlns:w16sdtfl="http://schemas.microsoft.com/office/word/2024/wordml/sdtformatlock" xmlns:w16se="http://schemas.microsoft.com/office/word/2015/wordml/symex" xmlns:wpg="http://schemas.microsoft.com/office/word/2010/wordprocessingGroup" xmlns:wpi="http://schemas.microsoft.com/office/word/2010/wordprocessingInk" xmlns:wne="http://schemas.microsoft.com/office/word/2006/wordml" xmlns:wps="http://schemas.microsoft.com/office/word/2010/wordprocessingShape" mc:Ignorable="w14 w15 w16se w16cid w16 w16cex w16sdtdh w16sdtfl w16du wp14">
   <w:p>
     <w:pPr>
-      <w:pStyle w:val="Header"/>
+      <w:pStyle w:val="Kopfzeile"/>
       <w:pBdr>
         <w:bottom w:val="single" w:sz="4" w:space="1" w:color="auto"/>
       </w:pBdr>
@@ -4445,7 +4449,7 @@
     <w:lsdException w:name="Unresolved Mention" w:semiHidden="1" w:unhideWhenUsed="1"/>
     <w:lsdException w:name="Smart Link" w:semiHidden="1" w:unhideWhenUsed="1"/>
   </w:latentStyles>
-  <w:style w:type="paragraph" w:default="1" w:styleId="Normal">
+  <w:style w:type="paragraph" w:default="1" w:styleId="Standard">
     <w:name w:val="Normal"/>
     <w:qFormat/>
     <w:rsid w:val="00C07D03"/>
@@ -4456,11 +4460,11 @@
       <w14:ligatures w14:val="none"/>
     </w:rPr>
   </w:style>
-  <w:style w:type="paragraph" w:styleId="Heading1">
+  <w:style w:type="paragraph" w:styleId="berschrift1">
     <w:name w:val="heading 1"/>
-    <w:basedOn w:val="Normal"/>
-    <w:next w:val="Normal"/>
-    <w:link w:val="Heading1Char"/>
+    <w:basedOn w:val="Standard"/>
+    <w:next w:val="Standard"/>
+    <w:link w:val="berschrift1Zchn"/>
     <w:uiPriority w:val="9"/>
     <w:qFormat/>
     <w:rsid w:val="00FC7FD1"/>
@@ -4478,11 +4482,11 @@
       <w:szCs w:val="32"/>
     </w:rPr>
   </w:style>
-  <w:style w:type="paragraph" w:styleId="Heading2">
+  <w:style w:type="paragraph" w:styleId="berschrift2">
     <w:name w:val="heading 2"/>
-    <w:basedOn w:val="Normal"/>
-    <w:next w:val="Normal"/>
-    <w:link w:val="Heading2Char"/>
+    <w:basedOn w:val="Standard"/>
+    <w:next w:val="Standard"/>
+    <w:link w:val="berschrift2Zchn"/>
     <w:uiPriority w:val="9"/>
     <w:unhideWhenUsed/>
     <w:qFormat/>
@@ -4501,11 +4505,11 @@
       <w:szCs w:val="26"/>
     </w:rPr>
   </w:style>
-  <w:style w:type="paragraph" w:styleId="Heading3">
+  <w:style w:type="paragraph" w:styleId="berschrift3">
     <w:name w:val="heading 3"/>
-    <w:basedOn w:val="Normal"/>
+    <w:basedOn w:val="Standard"/>
     <w:next w:val="Normal2"/>
-    <w:link w:val="Heading3Char"/>
+    <w:link w:val="berschrift3Zchn"/>
     <w:uiPriority w:val="9"/>
     <w:unhideWhenUsed/>
     <w:qFormat/>
@@ -4523,12 +4527,12 @@
       <w:szCs w:val="24"/>
     </w:rPr>
   </w:style>
-  <w:style w:type="character" w:default="1" w:styleId="DefaultParagraphFont">
+  <w:style w:type="character" w:default="1" w:styleId="Absatz-Standardschriftart">
     <w:name w:val="Default Paragraph Font"/>
     <w:uiPriority w:val="1"/>
     <w:unhideWhenUsed/>
   </w:style>
-  <w:style w:type="table" w:default="1" w:styleId="TableNormal">
+  <w:style w:type="table" w:default="1" w:styleId="NormaleTabelle">
     <w:name w:val="Normal Table"/>
     <w:uiPriority w:val="99"/>
     <w:semiHidden/>
@@ -4543,16 +4547,16 @@
       </w:tblCellMar>
     </w:tblPr>
   </w:style>
-  <w:style w:type="numbering" w:default="1" w:styleId="NoList">
+  <w:style w:type="numbering" w:default="1" w:styleId="KeineListe">
     <w:name w:val="No List"/>
     <w:uiPriority w:val="99"/>
     <w:semiHidden/>
     <w:unhideWhenUsed/>
   </w:style>
-  <w:style w:type="paragraph" w:styleId="Caption">
+  <w:style w:type="paragraph" w:styleId="Beschriftung">
     <w:name w:val="caption"/>
-    <w:basedOn w:val="Normal"/>
-    <w:next w:val="Normal"/>
+    <w:basedOn w:val="Standard"/>
+    <w:next w:val="Standard"/>
     <w:uiPriority w:val="35"/>
     <w:unhideWhenUsed/>
     <w:qFormat/>
@@ -4570,7 +4574,7 @@
   </w:style>
   <w:style w:type="character" w:styleId="Hyperlink">
     <w:name w:val="Hyperlink"/>
-    <w:basedOn w:val="DefaultParagraphFont"/>
+    <w:basedOn w:val="Absatz-Standardschriftart"/>
     <w:uiPriority w:val="99"/>
     <w:unhideWhenUsed/>
     <w:rsid w:val="00C07D03"/>
@@ -4579,10 +4583,10 @@
       <w:u w:val="single"/>
     </w:rPr>
   </w:style>
-  <w:style w:type="character" w:customStyle="1" w:styleId="Heading1Char">
-    <w:name w:val="Heading 1 Char"/>
-    <w:basedOn w:val="DefaultParagraphFont"/>
-    <w:link w:val="Heading1"/>
+  <w:style w:type="character" w:customStyle="1" w:styleId="berschrift1Zchn">
+    <w:name w:val="Überschrift 1 Zchn"/>
+    <w:basedOn w:val="Absatz-Standardschriftart"/>
+    <w:link w:val="berschrift1"/>
     <w:uiPriority w:val="9"/>
     <w:rsid w:val="00FC7FD1"/>
     <w:rPr>
@@ -4595,10 +4599,10 @@
       <w14:ligatures w14:val="none"/>
     </w:rPr>
   </w:style>
-  <w:style w:type="paragraph" w:styleId="TOCHeading">
+  <w:style w:type="paragraph" w:styleId="Inhaltsverzeichnisberschrift">
     <w:name w:val="TOC Heading"/>
-    <w:basedOn w:val="Heading1"/>
-    <w:next w:val="Normal"/>
+    <w:basedOn w:val="berschrift1"/>
+    <w:next w:val="Standard"/>
     <w:uiPriority w:val="39"/>
     <w:unhideWhenUsed/>
     <w:qFormat/>
@@ -4610,7 +4614,7 @@
       <w:lang w:eastAsia="de-AT"/>
     </w:rPr>
   </w:style>
-  <w:style w:type="paragraph" w:styleId="NoSpacing">
+  <w:style w:type="paragraph" w:styleId="KeinLeerraum">
     <w:name w:val="No Spacing"/>
     <w:uiPriority w:val="1"/>
     <w:qFormat/>
@@ -4623,9 +4627,9 @@
       <w:sz w:val="24"/>
     </w:rPr>
   </w:style>
-  <w:style w:type="paragraph" w:styleId="ListParagraph">
+  <w:style w:type="paragraph" w:styleId="Listenabsatz">
     <w:name w:val="List Paragraph"/>
-    <w:basedOn w:val="Normal"/>
+    <w:basedOn w:val="Standard"/>
     <w:uiPriority w:val="34"/>
     <w:qFormat/>
     <w:rsid w:val="00B27F3B"/>
@@ -4635,9 +4639,9 @@
       <w:contextualSpacing/>
     </w:pPr>
   </w:style>
-  <w:style w:type="character" w:styleId="UnresolvedMention">
+  <w:style w:type="character" w:styleId="NichtaufgelsteErwhnung">
     <w:name w:val="Unresolved Mention"/>
-    <w:basedOn w:val="DefaultParagraphFont"/>
+    <w:basedOn w:val="Absatz-Standardschriftart"/>
     <w:uiPriority w:val="99"/>
     <w:semiHidden/>
     <w:unhideWhenUsed/>
@@ -4647,10 +4651,10 @@
       <w:shd w:val="clear" w:color="auto" w:fill="E1DFDD"/>
     </w:rPr>
   </w:style>
-  <w:style w:type="paragraph" w:styleId="Footer">
+  <w:style w:type="paragraph" w:styleId="Fuzeile">
     <w:name w:val="footer"/>
-    <w:basedOn w:val="Normal"/>
-    <w:link w:val="FooterChar"/>
+    <w:basedOn w:val="Standard"/>
+    <w:link w:val="FuzeileZchn"/>
     <w:uiPriority w:val="99"/>
     <w:unhideWhenUsed/>
     <w:rsid w:val="00C07D03"/>
@@ -4662,10 +4666,10 @@
       <w:spacing w:after="0" w:line="240" w:lineRule="auto"/>
     </w:pPr>
   </w:style>
-  <w:style w:type="character" w:customStyle="1" w:styleId="FooterChar">
-    <w:name w:val="Footer Char"/>
-    <w:basedOn w:val="DefaultParagraphFont"/>
-    <w:link w:val="Footer"/>
+  <w:style w:type="character" w:customStyle="1" w:styleId="FuzeileZchn">
+    <w:name w:val="Fußzeile Zchn"/>
+    <w:basedOn w:val="Absatz-Standardschriftart"/>
+    <w:link w:val="Fuzeile"/>
     <w:uiPriority w:val="99"/>
     <w:rsid w:val="00C07D03"/>
     <w:rPr>
@@ -4675,10 +4679,10 @@
       <w14:ligatures w14:val="none"/>
     </w:rPr>
   </w:style>
-  <w:style w:type="paragraph" w:styleId="Header">
+  <w:style w:type="paragraph" w:styleId="Kopfzeile">
     <w:name w:val="header"/>
-    <w:basedOn w:val="Normal"/>
-    <w:link w:val="HeaderChar"/>
+    <w:basedOn w:val="Standard"/>
+    <w:link w:val="KopfzeileZchn"/>
     <w:uiPriority w:val="99"/>
     <w:unhideWhenUsed/>
     <w:rsid w:val="00C07D03"/>
@@ -4690,10 +4694,10 @@
       <w:spacing w:after="0" w:line="240" w:lineRule="auto"/>
     </w:pPr>
   </w:style>
-  <w:style w:type="character" w:customStyle="1" w:styleId="HeaderChar">
-    <w:name w:val="Header Char"/>
-    <w:basedOn w:val="DefaultParagraphFont"/>
-    <w:link w:val="Header"/>
+  <w:style w:type="character" w:customStyle="1" w:styleId="KopfzeileZchn">
+    <w:name w:val="Kopfzeile Zchn"/>
+    <w:basedOn w:val="Absatz-Standardschriftart"/>
+    <w:link w:val="Kopfzeile"/>
     <w:uiPriority w:val="99"/>
     <w:rsid w:val="00C07D03"/>
     <w:rPr>
@@ -4703,9 +4707,9 @@
       <w14:ligatures w14:val="none"/>
     </w:rPr>
   </w:style>
-  <w:style w:type="table" w:styleId="TableGrid">
+  <w:style w:type="table" w:styleId="Tabellenraster">
     <w:name w:val="Table Grid"/>
-    <w:basedOn w:val="TableNormal"/>
+    <w:basedOn w:val="NormaleTabelle"/>
     <w:uiPriority w:val="39"/>
     <w:rsid w:val="00C07D03"/>
     <w:pPr>
@@ -4726,10 +4730,10 @@
       </w:tblBorders>
     </w:tblPr>
   </w:style>
-  <w:style w:type="character" w:customStyle="1" w:styleId="Heading2Char">
-    <w:name w:val="Heading 2 Char"/>
-    <w:basedOn w:val="DefaultParagraphFont"/>
-    <w:link w:val="Heading2"/>
+  <w:style w:type="character" w:customStyle="1" w:styleId="berschrift2Zchn">
+    <w:name w:val="Überschrift 2 Zchn"/>
+    <w:basedOn w:val="Absatz-Standardschriftart"/>
+    <w:link w:val="berschrift2"/>
     <w:uiPriority w:val="9"/>
     <w:rsid w:val="00C07D03"/>
     <w:rPr>
@@ -4742,10 +4746,10 @@
       <w14:ligatures w14:val="none"/>
     </w:rPr>
   </w:style>
-  <w:style w:type="character" w:customStyle="1" w:styleId="Heading3Char">
-    <w:name w:val="Heading 3 Char"/>
-    <w:basedOn w:val="DefaultParagraphFont"/>
-    <w:link w:val="Heading3"/>
+  <w:style w:type="character" w:customStyle="1" w:styleId="berschrift3Zchn">
+    <w:name w:val="Überschrift 3 Zchn"/>
+    <w:basedOn w:val="Absatz-Standardschriftart"/>
+    <w:link w:val="berschrift3"/>
     <w:uiPriority w:val="9"/>
     <w:rsid w:val="00FC7FD1"/>
     <w:rPr>
@@ -4758,10 +4762,10 @@
       <w14:ligatures w14:val="none"/>
     </w:rPr>
   </w:style>
-  <w:style w:type="paragraph" w:styleId="TOC1">
+  <w:style w:type="paragraph" w:styleId="Verzeichnis1">
     <w:name w:val="toc 1"/>
-    <w:basedOn w:val="Normal"/>
-    <w:next w:val="Normal"/>
+    <w:basedOn w:val="Standard"/>
+    <w:next w:val="Standard"/>
     <w:autoRedefine/>
     <w:uiPriority w:val="39"/>
     <w:unhideWhenUsed/>
@@ -4770,10 +4774,10 @@
       <w:spacing w:after="100"/>
     </w:pPr>
   </w:style>
-  <w:style w:type="paragraph" w:styleId="TOC2">
+  <w:style w:type="paragraph" w:styleId="Verzeichnis2">
     <w:name w:val="toc 2"/>
-    <w:basedOn w:val="Normal"/>
-    <w:next w:val="Normal"/>
+    <w:basedOn w:val="Standard"/>
+    <w:next w:val="Standard"/>
     <w:autoRedefine/>
     <w:uiPriority w:val="39"/>
     <w:unhideWhenUsed/>
@@ -4789,10 +4793,10 @@
       <w:noProof/>
     </w:rPr>
   </w:style>
-  <w:style w:type="paragraph" w:styleId="TOC3">
+  <w:style w:type="paragraph" w:styleId="Verzeichnis3">
     <w:name w:val="toc 3"/>
-    <w:basedOn w:val="Normal"/>
-    <w:next w:val="Normal"/>
+    <w:basedOn w:val="Standard"/>
+    <w:next w:val="Standard"/>
     <w:autoRedefine/>
     <w:uiPriority w:val="39"/>
     <w:unhideWhenUsed/>
@@ -4802,10 +4806,10 @@
       <w:ind w:left="480"/>
     </w:pPr>
   </w:style>
-  <w:style w:type="paragraph" w:styleId="TOC5">
+  <w:style w:type="paragraph" w:styleId="Verzeichnis5">
     <w:name w:val="toc 5"/>
-    <w:basedOn w:val="Normal"/>
-    <w:next w:val="Normal"/>
+    <w:basedOn w:val="Standard"/>
+    <w:next w:val="Standard"/>
     <w:autoRedefine/>
     <w:uiPriority w:val="39"/>
     <w:semiHidden/>
@@ -4816,9 +4820,9 @@
       <w:ind w:left="960"/>
     </w:pPr>
   </w:style>
-  <w:style w:type="character" w:styleId="PlaceholderText">
+  <w:style w:type="character" w:styleId="Platzhaltertext">
     <w:name w:val="Placeholder Text"/>
-    <w:basedOn w:val="DefaultParagraphFont"/>
+    <w:basedOn w:val="Absatz-Standardschriftart"/>
     <w:uiPriority w:val="99"/>
     <w:semiHidden/>
     <w:rsid w:val="00A64CF0"/>
@@ -4828,7 +4832,7 @@
   </w:style>
   <w:style w:type="paragraph" w:customStyle="1" w:styleId="Normal2">
     <w:name w:val="Normal2"/>
-    <w:basedOn w:val="Normal"/>
+    <w:basedOn w:val="Standard"/>
     <w:link w:val="Normal2Char"/>
     <w:qFormat/>
     <w:rsid w:val="00600E05"/>
@@ -4838,7 +4842,7 @@
   </w:style>
   <w:style w:type="character" w:customStyle="1" w:styleId="Normal2Char">
     <w:name w:val="Normal2 Char"/>
-    <w:basedOn w:val="DefaultParagraphFont"/>
+    <w:basedOn w:val="Absatz-Standardschriftart"/>
     <w:link w:val="Normal2"/>
     <w:rsid w:val="00600E05"/>
     <w:rPr>
